--- a/uploads-by-year/2026/Katren-04.08.2026.docx
+++ b/uploads-by-year/2026/Katren-04.08.2026.docx
@@ -1856,7 +1856,27 @@
           <w:sz w:val="26"/>
           <w:szCs w:val="26"/>
         </w:rPr>
-        <w:t xml:space="preserve">Цель, было общая – Небо! </w:t>
+        <w:t>Цель, был</w:t>
+      </w:r>
+      <w:r>
+        <w:rPr>
+          <w:rFonts w:ascii="Helvetica Neue" w:hAnsi="Helvetica Neue" w:cs="Helvetica Neue"/>
+          <w:color w:val="000000"/>
+          <w:kern w:val="0"/>
+          <w:sz w:val="26"/>
+          <w:szCs w:val="26"/>
+        </w:rPr>
+        <w:t>а</w:t>
+      </w:r>
+      <w:r>
+        <w:rPr>
+          <w:rFonts w:ascii="Helvetica Neue" w:hAnsi="Helvetica Neue" w:cs="Helvetica Neue"/>
+          <w:color w:val="000000"/>
+          <w:kern w:val="0"/>
+          <w:sz w:val="26"/>
+          <w:szCs w:val="26"/>
+        </w:rPr>
+        <w:t xml:space="preserve"> общая – Небо! </w:t>
       </w:r>
     </w:p>
     <w:p>
